--- a/packages/document-engine/templates/fire/2.0_fire_cover_own_instructions.docx
+++ b/packages/document-engine/templates/fire/2.0_fire_cover_own_instructions.docx
@@ -161,7 +161,7 @@
           <w:sz w:val="20"/>
           <w:lang w:val="ro-RO"/>
         </w:rPr>
-        <w:t>PERSOANE IMPLICATE ÎN PROCESUL DE PREDARE / PRIMIRE A DOCUMENTULUI</w:t>
+        <w:t>PERSOANE IMPLICATE ÎN PROCESUL DE PREDARE-PRIMIRE A DOCUMENTULUI</w:t>
       </w:r>
     </w:p>
     <w:tbl>
@@ -212,7 +212,7 @@
                 <w:sz w:val="20"/>
                 <w:lang w:val="ro-RO"/>
               </w:rPr>
-              <w:t>Am luat la cunoștință</w:t>
+              <w:t>Am luat cunoștință</w:t>
             </w:r>
           </w:p>
           <w:p>

--- a/packages/document-engine/templates/fire/2.0_fire_cover_own_instructions.docx
+++ b/packages/document-engine/templates/fire/2.0_fire_cover_own_instructions.docx
@@ -53,7 +53,7 @@
           <w:sz w:val="20"/>
           <w:lang w:val="ro-RO"/>
         </w:rPr>
-        <w:t>Instrucțiunile de apărare împotriva incendiilor sunt obligatorii și se aplică în cadrul tuturor compartimentelor de muncă.</w:t>
+        <w:t>Prezentele instrucțiuni proprii în domeniul situațiilor de urgență sunt obligatorii și se aplică la toate locurile de muncă.</w:t>
       </w:r>
     </w:p>
     <w:p>
